--- a/IRUM NAZ_timetable.docx
+++ b/IRUM NAZ_timetable.docx
@@ -7,7 +7,12 @@
         <w:pStyle w:val="Title"/>
       </w:pPr>
       <w:r>
-        <w:t>Teacher Timetable - IRUM NAZ</w:t>
+        <w:t>Teacher Timetable — IRUM NAZ</w:t>
+      </w:r>
+    </w:p>
+    <w:p>
+      <w:r>
+        <w:t>Total Weekly Periods: 25</w:t>
       </w:r>
     </w:p>
     <w:tbl>
@@ -17,17 +22,19 @@
         <w:tblLook w:firstColumn="1" w:firstRow="1" w:lastColumn="0" w:lastRow="0" w:noHBand="0" w:noVBand="1" w:val="04A0"/>
       </w:tblPr>
       <w:tblGrid>
-        <w:gridCol w:w="1440"/>
-        <w:gridCol w:w="1440"/>
-        <w:gridCol w:w="1440"/>
-        <w:gridCol w:w="1440"/>
-        <w:gridCol w:w="1440"/>
-        <w:gridCol w:w="1440"/>
+        <w:gridCol w:w="1080"/>
+        <w:gridCol w:w="1080"/>
+        <w:gridCol w:w="1080"/>
+        <w:gridCol w:w="1080"/>
+        <w:gridCol w:w="1080"/>
+        <w:gridCol w:w="1080"/>
+        <w:gridCol w:w="1080"/>
+        <w:gridCol w:w="1080"/>
       </w:tblGrid>
       <w:tr>
         <w:tc>
           <w:tcPr>
-            <w:tcW w:type="dxa" w:w="1440"/>
+            <w:tcW w:type="dxa" w:w="1080"/>
           </w:tcPr>
           <w:p>
             <w:r>
@@ -37,51 +44,71 @@
         </w:tc>
         <w:tc>
           <w:tcPr>
-            <w:tcW w:type="dxa" w:w="1440"/>
+            <w:tcW w:type="dxa" w:w="1080"/>
           </w:tcPr>
           <w:p>
             <w:r>
-              <w:t>Monday</w:t>
+              <w:t>Mon-Thu Time</w:t>
             </w:r>
           </w:p>
         </w:tc>
         <w:tc>
           <w:tcPr>
-            <w:tcW w:type="dxa" w:w="1440"/>
+            <w:tcW w:type="dxa" w:w="1080"/>
           </w:tcPr>
           <w:p>
             <w:r>
-              <w:t>Tuesday</w:t>
+              <w:t>Mon</w:t>
             </w:r>
           </w:p>
         </w:tc>
         <w:tc>
           <w:tcPr>
-            <w:tcW w:type="dxa" w:w="1440"/>
+            <w:tcW w:type="dxa" w:w="1080"/>
           </w:tcPr>
           <w:p>
             <w:r>
-              <w:t>Wednesday</w:t>
+              <w:t>Tue</w:t>
             </w:r>
           </w:p>
         </w:tc>
         <w:tc>
           <w:tcPr>
-            <w:tcW w:type="dxa" w:w="1440"/>
+            <w:tcW w:type="dxa" w:w="1080"/>
           </w:tcPr>
           <w:p>
             <w:r>
-              <w:t>Thursday</w:t>
+              <w:t>Wed</w:t>
             </w:r>
           </w:p>
         </w:tc>
         <w:tc>
           <w:tcPr>
-            <w:tcW w:type="dxa" w:w="1440"/>
+            <w:tcW w:type="dxa" w:w="1080"/>
           </w:tcPr>
           <w:p>
             <w:r>
-              <w:t>Friday</w:t>
+              <w:t>Thu</w:t>
+            </w:r>
+          </w:p>
+        </w:tc>
+        <w:tc>
+          <w:tcPr>
+            <w:tcW w:type="dxa" w:w="1080"/>
+          </w:tcPr>
+          <w:p>
+            <w:r>
+              <w:t>Fri</w:t>
+            </w:r>
+          </w:p>
+        </w:tc>
+        <w:tc>
+          <w:tcPr>
+            <w:tcW w:type="dxa" w:w="1080"/>
+          </w:tcPr>
+          <w:p>
+            <w:r>
+              <w:t>Fri Time</w:t>
             </w:r>
           </w:p>
         </w:tc>
@@ -89,7 +116,7 @@
       <w:tr>
         <w:tc>
           <w:tcPr>
-            <w:tcW w:type="dxa" w:w="1440"/>
+            <w:tcW w:type="dxa" w:w="1080"/>
           </w:tcPr>
           <w:p>
             <w:r>
@@ -99,7 +126,17 @@
         </w:tc>
         <w:tc>
           <w:tcPr>
-            <w:tcW w:type="dxa" w:w="1440"/>
+            <w:tcW w:type="dxa" w:w="1080"/>
+          </w:tcPr>
+          <w:p>
+            <w:r>
+              <w:t>8:00-8:50</w:t>
+            </w:r>
+          </w:p>
+        </w:tc>
+        <w:tc>
+          <w:tcPr>
+            <w:tcW w:type="dxa" w:w="1080"/>
           </w:tcPr>
           <w:p>
             <w:r>
@@ -111,7 +148,7 @@
         </w:tc>
         <w:tc>
           <w:tcPr>
-            <w:tcW w:type="dxa" w:w="1440"/>
+            <w:tcW w:type="dxa" w:w="1080"/>
           </w:tcPr>
           <w:p>
             <w:r>
@@ -123,7 +160,7 @@
         </w:tc>
         <w:tc>
           <w:tcPr>
-            <w:tcW w:type="dxa" w:w="1440"/>
+            <w:tcW w:type="dxa" w:w="1080"/>
           </w:tcPr>
           <w:p>
             <w:r>
@@ -135,7 +172,7 @@
         </w:tc>
         <w:tc>
           <w:tcPr>
-            <w:tcW w:type="dxa" w:w="1440"/>
+            <w:tcW w:type="dxa" w:w="1080"/>
           </w:tcPr>
           <w:p>
             <w:r>
@@ -147,7 +184,7 @@
         </w:tc>
         <w:tc>
           <w:tcPr>
-            <w:tcW w:type="dxa" w:w="1440"/>
+            <w:tcW w:type="dxa" w:w="1080"/>
           </w:tcPr>
           <w:p>
             <w:r>
@@ -157,11 +194,21 @@
             </w:r>
           </w:p>
         </w:tc>
+        <w:tc>
+          <w:tcPr>
+            <w:tcW w:type="dxa" w:w="1080"/>
+          </w:tcPr>
+          <w:p>
+            <w:r>
+              <w:t>8:00-8:40</w:t>
+            </w:r>
+          </w:p>
+        </w:tc>
       </w:tr>
       <w:tr>
         <w:tc>
           <w:tcPr>
-            <w:tcW w:type="dxa" w:w="1440"/>
+            <w:tcW w:type="dxa" w:w="1080"/>
           </w:tcPr>
           <w:p>
             <w:r>
@@ -171,7 +218,17 @@
         </w:tc>
         <w:tc>
           <w:tcPr>
-            <w:tcW w:type="dxa" w:w="1440"/>
+            <w:tcW w:type="dxa" w:w="1080"/>
+          </w:tcPr>
+          <w:p>
+            <w:r>
+              <w:t>8:50-9:30</w:t>
+            </w:r>
+          </w:p>
+        </w:tc>
+        <w:tc>
+          <w:tcPr>
+            <w:tcW w:type="dxa" w:w="1080"/>
           </w:tcPr>
           <w:p>
             <w:r>
@@ -183,7 +240,7 @@
         </w:tc>
         <w:tc>
           <w:tcPr>
-            <w:tcW w:type="dxa" w:w="1440"/>
+            <w:tcW w:type="dxa" w:w="1080"/>
           </w:tcPr>
           <w:p>
             <w:r/>
@@ -191,7 +248,7 @@
         </w:tc>
         <w:tc>
           <w:tcPr>
-            <w:tcW w:type="dxa" w:w="1440"/>
+            <w:tcW w:type="dxa" w:w="1080"/>
           </w:tcPr>
           <w:p>
             <w:r/>
@@ -199,7 +256,7 @@
         </w:tc>
         <w:tc>
           <w:tcPr>
-            <w:tcW w:type="dxa" w:w="1440"/>
+            <w:tcW w:type="dxa" w:w="1080"/>
           </w:tcPr>
           <w:p>
             <w:r/>
@@ -207,17 +264,27 @@
         </w:tc>
         <w:tc>
           <w:tcPr>
-            <w:tcW w:type="dxa" w:w="1440"/>
+            <w:tcW w:type="dxa" w:w="1080"/>
           </w:tcPr>
           <w:p>
             <w:r/>
+          </w:p>
+        </w:tc>
+        <w:tc>
+          <w:tcPr>
+            <w:tcW w:type="dxa" w:w="1080"/>
+          </w:tcPr>
+          <w:p>
+            <w:r>
+              <w:t>8:40-9:15</w:t>
+            </w:r>
           </w:p>
         </w:tc>
       </w:tr>
       <w:tr>
         <w:tc>
           <w:tcPr>
-            <w:tcW w:type="dxa" w:w="1440"/>
+            <w:tcW w:type="dxa" w:w="1080"/>
           </w:tcPr>
           <w:p>
             <w:r>
@@ -227,7 +294,17 @@
         </w:tc>
         <w:tc>
           <w:tcPr>
-            <w:tcW w:type="dxa" w:w="1440"/>
+            <w:tcW w:type="dxa" w:w="1080"/>
+          </w:tcPr>
+          <w:p>
+            <w:r>
+              <w:t>9:30-10:10</w:t>
+            </w:r>
+          </w:p>
+        </w:tc>
+        <w:tc>
+          <w:tcPr>
+            <w:tcW w:type="dxa" w:w="1080"/>
           </w:tcPr>
           <w:p>
             <w:r/>
@@ -235,7 +312,7 @@
         </w:tc>
         <w:tc>
           <w:tcPr>
-            <w:tcW w:type="dxa" w:w="1440"/>
+            <w:tcW w:type="dxa" w:w="1080"/>
           </w:tcPr>
           <w:p>
             <w:r>
@@ -247,7 +324,7 @@
         </w:tc>
         <w:tc>
           <w:tcPr>
-            <w:tcW w:type="dxa" w:w="1440"/>
+            <w:tcW w:type="dxa" w:w="1080"/>
           </w:tcPr>
           <w:p>
             <w:r>
@@ -259,7 +336,7 @@
         </w:tc>
         <w:tc>
           <w:tcPr>
-            <w:tcW w:type="dxa" w:w="1440"/>
+            <w:tcW w:type="dxa" w:w="1080"/>
           </w:tcPr>
           <w:p>
             <w:r>
@@ -271,7 +348,7 @@
         </w:tc>
         <w:tc>
           <w:tcPr>
-            <w:tcW w:type="dxa" w:w="1440"/>
+            <w:tcW w:type="dxa" w:w="1080"/>
           </w:tcPr>
           <w:p>
             <w:r>
@@ -281,11 +358,21 @@
             </w:r>
           </w:p>
         </w:tc>
+        <w:tc>
+          <w:tcPr>
+            <w:tcW w:type="dxa" w:w="1080"/>
+          </w:tcPr>
+          <w:p>
+            <w:r>
+              <w:t>9:15-9:50</w:t>
+            </w:r>
+          </w:p>
+        </w:tc>
       </w:tr>
       <w:tr>
         <w:tc>
           <w:tcPr>
-            <w:tcW w:type="dxa" w:w="1440"/>
+            <w:tcW w:type="dxa" w:w="1080"/>
           </w:tcPr>
           <w:p>
             <w:r>
@@ -295,7 +382,17 @@
         </w:tc>
         <w:tc>
           <w:tcPr>
-            <w:tcW w:type="dxa" w:w="1440"/>
+            <w:tcW w:type="dxa" w:w="1080"/>
+          </w:tcPr>
+          <w:p>
+            <w:r>
+              <w:t>10:10-10:50</w:t>
+            </w:r>
+          </w:p>
+        </w:tc>
+        <w:tc>
+          <w:tcPr>
+            <w:tcW w:type="dxa" w:w="1080"/>
           </w:tcPr>
           <w:p>
             <w:r>
@@ -307,7 +404,7 @@
         </w:tc>
         <w:tc>
           <w:tcPr>
-            <w:tcW w:type="dxa" w:w="1440"/>
+            <w:tcW w:type="dxa" w:w="1080"/>
           </w:tcPr>
           <w:p>
             <w:r>
@@ -319,7 +416,7 @@
         </w:tc>
         <w:tc>
           <w:tcPr>
-            <w:tcW w:type="dxa" w:w="1440"/>
+            <w:tcW w:type="dxa" w:w="1080"/>
           </w:tcPr>
           <w:p>
             <w:r>
@@ -331,7 +428,7 @@
         </w:tc>
         <w:tc>
           <w:tcPr>
-            <w:tcW w:type="dxa" w:w="1440"/>
+            <w:tcW w:type="dxa" w:w="1080"/>
           </w:tcPr>
           <w:p>
             <w:r>
@@ -343,7 +440,7 @@
         </w:tc>
         <w:tc>
           <w:tcPr>
-            <w:tcW w:type="dxa" w:w="1440"/>
+            <w:tcW w:type="dxa" w:w="1080"/>
           </w:tcPr>
           <w:p>
             <w:r>
@@ -353,11 +450,21 @@
             </w:r>
           </w:p>
         </w:tc>
+        <w:tc>
+          <w:tcPr>
+            <w:tcW w:type="dxa" w:w="1080"/>
+          </w:tcPr>
+          <w:p>
+            <w:r>
+              <w:t>9:50-10:25</w:t>
+            </w:r>
+          </w:p>
+        </w:tc>
       </w:tr>
       <w:tr>
         <w:tc>
           <w:tcPr>
-            <w:tcW w:type="dxa" w:w="1440"/>
+            <w:tcW w:type="dxa" w:w="1080"/>
           </w:tcPr>
           <w:p>
             <w:r>
@@ -367,7 +474,17 @@
         </w:tc>
         <w:tc>
           <w:tcPr>
-            <w:tcW w:type="dxa" w:w="1440"/>
+            <w:tcW w:type="dxa" w:w="1080"/>
+          </w:tcPr>
+          <w:p>
+            <w:r>
+              <w:t>10:50-11:30</w:t>
+            </w:r>
+          </w:p>
+        </w:tc>
+        <w:tc>
+          <w:tcPr>
+            <w:tcW w:type="dxa" w:w="1080"/>
           </w:tcPr>
           <w:p>
             <w:r>
@@ -379,7 +496,7 @@
         </w:tc>
         <w:tc>
           <w:tcPr>
-            <w:tcW w:type="dxa" w:w="1440"/>
+            <w:tcW w:type="dxa" w:w="1080"/>
           </w:tcPr>
           <w:p>
             <w:r/>
@@ -387,7 +504,7 @@
         </w:tc>
         <w:tc>
           <w:tcPr>
-            <w:tcW w:type="dxa" w:w="1440"/>
+            <w:tcW w:type="dxa" w:w="1080"/>
           </w:tcPr>
           <w:p>
             <w:r>
@@ -399,7 +516,7 @@
         </w:tc>
         <w:tc>
           <w:tcPr>
-            <w:tcW w:type="dxa" w:w="1440"/>
+            <w:tcW w:type="dxa" w:w="1080"/>
           </w:tcPr>
           <w:p>
             <w:r>
@@ -411,17 +528,7 @@
         </w:tc>
         <w:tc>
           <w:tcPr>
-            <w:tcW w:type="dxa" w:w="1440"/>
-          </w:tcPr>
-          <w:p>
-            <w:r/>
-          </w:p>
-        </w:tc>
-      </w:tr>
-      <w:tr>
-        <w:tc>
-          <w:tcPr>
-            <w:tcW w:type="dxa" w:w="1440"/>
+            <w:tcW w:type="dxa" w:w="1080"/>
           </w:tcPr>
           <w:p>
             <w:r>
@@ -431,7 +538,39 @@
         </w:tc>
         <w:tc>
           <w:tcPr>
-            <w:tcW w:type="dxa" w:w="1440"/>
+            <w:tcW w:type="dxa" w:w="1080"/>
+          </w:tcPr>
+          <w:p>
+            <w:r>
+              <w:t>10:55-11:35</w:t>
+            </w:r>
+          </w:p>
+        </w:tc>
+      </w:tr>
+      <w:tr>
+        <w:tc>
+          <w:tcPr>
+            <w:tcW w:type="dxa" w:w="1080"/>
+          </w:tcPr>
+          <w:p>
+            <w:r>
+              <w:t>Lunch</w:t>
+            </w:r>
+          </w:p>
+        </w:tc>
+        <w:tc>
+          <w:tcPr>
+            <w:tcW w:type="dxa" w:w="1080"/>
+          </w:tcPr>
+          <w:p>
+            <w:r>
+              <w:t>11:30-12:00</w:t>
+            </w:r>
+          </w:p>
+        </w:tc>
+        <w:tc>
+          <w:tcPr>
+            <w:tcW w:type="dxa" w:w="1080"/>
           </w:tcPr>
           <w:p>
             <w:r/>
@@ -439,7 +578,7 @@
         </w:tc>
         <w:tc>
           <w:tcPr>
-            <w:tcW w:type="dxa" w:w="1440"/>
+            <w:tcW w:type="dxa" w:w="1080"/>
           </w:tcPr>
           <w:p>
             <w:r/>
@@ -447,7 +586,7 @@
         </w:tc>
         <w:tc>
           <w:tcPr>
-            <w:tcW w:type="dxa" w:w="1440"/>
+            <w:tcW w:type="dxa" w:w="1080"/>
           </w:tcPr>
           <w:p>
             <w:r/>
@@ -455,7 +594,7 @@
         </w:tc>
         <w:tc>
           <w:tcPr>
-            <w:tcW w:type="dxa" w:w="1440"/>
+            <w:tcW w:type="dxa" w:w="1080"/>
           </w:tcPr>
           <w:p>
             <w:r/>
@@ -463,17 +602,27 @@
         </w:tc>
         <w:tc>
           <w:tcPr>
-            <w:tcW w:type="dxa" w:w="1440"/>
+            <w:tcW w:type="dxa" w:w="1080"/>
           </w:tcPr>
           <w:p>
             <w:r/>
+          </w:p>
+        </w:tc>
+        <w:tc>
+          <w:tcPr>
+            <w:tcW w:type="dxa" w:w="1080"/>
+          </w:tcPr>
+          <w:p>
+            <w:r>
+              <w:t>10:25-10:55</w:t>
+            </w:r>
           </w:p>
         </w:tc>
       </w:tr>
       <w:tr>
         <w:tc>
           <w:tcPr>
-            <w:tcW w:type="dxa" w:w="1440"/>
+            <w:tcW w:type="dxa" w:w="1080"/>
           </w:tcPr>
           <w:p>
             <w:r>
@@ -483,7 +632,17 @@
         </w:tc>
         <w:tc>
           <w:tcPr>
-            <w:tcW w:type="dxa" w:w="1440"/>
+            <w:tcW w:type="dxa" w:w="1080"/>
+          </w:tcPr>
+          <w:p>
+            <w:r>
+              <w:t>12:00-12:40</w:t>
+            </w:r>
+          </w:p>
+        </w:tc>
+        <w:tc>
+          <w:tcPr>
+            <w:tcW w:type="dxa" w:w="1080"/>
           </w:tcPr>
           <w:p>
             <w:r/>
@@ -491,7 +650,7 @@
         </w:tc>
         <w:tc>
           <w:tcPr>
-            <w:tcW w:type="dxa" w:w="1440"/>
+            <w:tcW w:type="dxa" w:w="1080"/>
           </w:tcPr>
           <w:p>
             <w:r>
@@ -503,7 +662,7 @@
         </w:tc>
         <w:tc>
           <w:tcPr>
-            <w:tcW w:type="dxa" w:w="1440"/>
+            <w:tcW w:type="dxa" w:w="1080"/>
           </w:tcPr>
           <w:p>
             <w:r>
@@ -515,7 +674,7 @@
         </w:tc>
         <w:tc>
           <w:tcPr>
-            <w:tcW w:type="dxa" w:w="1440"/>
+            <w:tcW w:type="dxa" w:w="1080"/>
           </w:tcPr>
           <w:p>
             <w:r>
@@ -527,7 +686,7 @@
         </w:tc>
         <w:tc>
           <w:tcPr>
-            <w:tcW w:type="dxa" w:w="1440"/>
+            <w:tcW w:type="dxa" w:w="1080"/>
           </w:tcPr>
           <w:p>
             <w:r>
@@ -537,11 +696,21 @@
             </w:r>
           </w:p>
         </w:tc>
+        <w:tc>
+          <w:tcPr>
+            <w:tcW w:type="dxa" w:w="1080"/>
+          </w:tcPr>
+          <w:p>
+            <w:r>
+              <w:t>11:35-12:15</w:t>
+            </w:r>
+          </w:p>
+        </w:tc>
       </w:tr>
       <w:tr>
         <w:tc>
           <w:tcPr>
-            <w:tcW w:type="dxa" w:w="1440"/>
+            <w:tcW w:type="dxa" w:w="1080"/>
           </w:tcPr>
           <w:p>
             <w:r>
@@ -551,7 +720,17 @@
         </w:tc>
         <w:tc>
           <w:tcPr>
-            <w:tcW w:type="dxa" w:w="1440"/>
+            <w:tcW w:type="dxa" w:w="1080"/>
+          </w:tcPr>
+          <w:p>
+            <w:r>
+              <w:t>12:40-1:20</w:t>
+            </w:r>
+          </w:p>
+        </w:tc>
+        <w:tc>
+          <w:tcPr>
+            <w:tcW w:type="dxa" w:w="1080"/>
           </w:tcPr>
           <w:p>
             <w:r>
@@ -563,7 +742,7 @@
         </w:tc>
         <w:tc>
           <w:tcPr>
-            <w:tcW w:type="dxa" w:w="1440"/>
+            <w:tcW w:type="dxa" w:w="1080"/>
           </w:tcPr>
           <w:p>
             <w:r>
@@ -575,7 +754,7 @@
         </w:tc>
         <w:tc>
           <w:tcPr>
-            <w:tcW w:type="dxa" w:w="1440"/>
+            <w:tcW w:type="dxa" w:w="1080"/>
           </w:tcPr>
           <w:p>
             <w:r/>
@@ -583,7 +762,7 @@
         </w:tc>
         <w:tc>
           <w:tcPr>
-            <w:tcW w:type="dxa" w:w="1440"/>
+            <w:tcW w:type="dxa" w:w="1080"/>
           </w:tcPr>
           <w:p>
             <w:r/>
@@ -591,7 +770,15 @@
         </w:tc>
         <w:tc>
           <w:tcPr>
-            <w:tcW w:type="dxa" w:w="1440"/>
+            <w:tcW w:type="dxa" w:w="1080"/>
+          </w:tcPr>
+          <w:p>
+            <w:r/>
+          </w:p>
+        </w:tc>
+        <w:tc>
+          <w:tcPr>
+            <w:tcW w:type="dxa" w:w="1080"/>
           </w:tcPr>
           <w:p>
             <w:r/>
@@ -601,7 +788,7 @@
       <w:tr>
         <w:tc>
           <w:tcPr>
-            <w:tcW w:type="dxa" w:w="1440"/>
+            <w:tcW w:type="dxa" w:w="1080"/>
           </w:tcPr>
           <w:p>
             <w:r>
@@ -611,7 +798,17 @@
         </w:tc>
         <w:tc>
           <w:tcPr>
-            <w:tcW w:type="dxa" w:w="1440"/>
+            <w:tcW w:type="dxa" w:w="1080"/>
+          </w:tcPr>
+          <w:p>
+            <w:r>
+              <w:t>1:20-2:00</w:t>
+            </w:r>
+          </w:p>
+        </w:tc>
+        <w:tc>
+          <w:tcPr>
+            <w:tcW w:type="dxa" w:w="1080"/>
           </w:tcPr>
           <w:p>
             <w:r/>
@@ -619,7 +816,7 @@
         </w:tc>
         <w:tc>
           <w:tcPr>
-            <w:tcW w:type="dxa" w:w="1440"/>
+            <w:tcW w:type="dxa" w:w="1080"/>
           </w:tcPr>
           <w:p>
             <w:r/>
@@ -627,7 +824,7 @@
         </w:tc>
         <w:tc>
           <w:tcPr>
-            <w:tcW w:type="dxa" w:w="1440"/>
+            <w:tcW w:type="dxa" w:w="1080"/>
           </w:tcPr>
           <w:p>
             <w:r/>
@@ -635,7 +832,7 @@
         </w:tc>
         <w:tc>
           <w:tcPr>
-            <w:tcW w:type="dxa" w:w="1440"/>
+            <w:tcW w:type="dxa" w:w="1080"/>
           </w:tcPr>
           <w:p>
             <w:r>
@@ -647,7 +844,15 @@
         </w:tc>
         <w:tc>
           <w:tcPr>
-            <w:tcW w:type="dxa" w:w="1440"/>
+            <w:tcW w:type="dxa" w:w="1080"/>
+          </w:tcPr>
+          <w:p>
+            <w:r/>
+          </w:p>
+        </w:tc>
+        <w:tc>
+          <w:tcPr>
+            <w:tcW w:type="dxa" w:w="1080"/>
           </w:tcPr>
           <w:p>
             <w:r/>

--- a/IRUM NAZ_timetable.docx
+++ b/IRUM NAZ_timetable.docx
@@ -139,11 +139,7 @@
             <w:tcW w:type="dxa" w:w="1080"/>
           </w:tcPr>
           <w:p>
-            <w:r>
-              <w:t>10C</w:t>
-              <w:br/>
-              <w:t>COMPUTER IX-X</w:t>
-            </w:r>
+            <w:r/>
           </w:p>
         </w:tc>
         <w:tc>
@@ -188,9 +184,9 @@
           </w:tcPr>
           <w:p>
             <w:r>
-              <w:t>10C</w:t>
+              <w:t>7A</w:t>
               <w:br/>
-              <w:t>COMPUTER IX-X</w:t>
+              <w:t>COMPUTER</w:t>
             </w:r>
           </w:p>
         </w:tc>
@@ -231,8 +227,16 @@
             <w:tcW w:type="dxa" w:w="1080"/>
           </w:tcPr>
           <w:p>
+            <w:r/>
+          </w:p>
+        </w:tc>
+        <w:tc>
+          <w:tcPr>
+            <w:tcW w:type="dxa" w:w="1080"/>
+          </w:tcPr>
+          <w:p>
             <w:r>
-              <w:t>7E</w:t>
+              <w:t>6A</w:t>
               <w:br/>
               <w:t>COMPUTER</w:t>
             </w:r>
@@ -259,15 +263,11 @@
             <w:tcW w:type="dxa" w:w="1080"/>
           </w:tcPr>
           <w:p>
-            <w:r/>
-          </w:p>
-        </w:tc>
-        <w:tc>
-          <w:tcPr>
-            <w:tcW w:type="dxa" w:w="1080"/>
-          </w:tcPr>
-          <w:p>
-            <w:r/>
+            <w:r>
+              <w:t>9F</w:t>
+              <w:br/>
+              <w:t>COMPUTER IX-X</w:t>
+            </w:r>
           </w:p>
         </w:tc>
         <w:tc>
@@ -307,16 +307,8 @@
             <w:tcW w:type="dxa" w:w="1080"/>
           </w:tcPr>
           <w:p>
-            <w:r/>
-          </w:p>
-        </w:tc>
-        <w:tc>
-          <w:tcPr>
-            <w:tcW w:type="dxa" w:w="1080"/>
-          </w:tcPr>
-          <w:p>
             <w:r>
-              <w:t>8D</w:t>
+              <w:t>8C</w:t>
               <w:br/>
               <w:t>COMPUTER</w:t>
             </w:r>
@@ -327,8 +319,28 @@
             <w:tcW w:type="dxa" w:w="1080"/>
           </w:tcPr>
           <w:p>
+            <w:r/>
+          </w:p>
+        </w:tc>
+        <w:tc>
+          <w:tcPr>
+            <w:tcW w:type="dxa" w:w="1080"/>
+          </w:tcPr>
+          <w:p>
             <w:r>
-              <w:t>8D</w:t>
+              <w:t>10C</w:t>
+              <w:br/>
+              <w:t>COMPUTER IX-X</w:t>
+            </w:r>
+          </w:p>
+        </w:tc>
+        <w:tc>
+          <w:tcPr>
+            <w:tcW w:type="dxa" w:w="1080"/>
+          </w:tcPr>
+          <w:p>
+            <w:r>
+              <w:t>7A</w:t>
               <w:br/>
               <w:t>COMPUTER</w:t>
             </w:r>
@@ -339,23 +351,7 @@
             <w:tcW w:type="dxa" w:w="1080"/>
           </w:tcPr>
           <w:p>
-            <w:r>
-              <w:t>8D</w:t>
-              <w:br/>
-              <w:t>COMPUTER</w:t>
-            </w:r>
-          </w:p>
-        </w:tc>
-        <w:tc>
-          <w:tcPr>
-            <w:tcW w:type="dxa" w:w="1080"/>
-          </w:tcPr>
-          <w:p>
-            <w:r>
-              <w:t>9F</w:t>
-              <w:br/>
-              <w:t>COMPUTER IX-X</w:t>
-            </w:r>
+            <w:r/>
           </w:p>
         </w:tc>
         <w:tc>
@@ -396,7 +392,7 @@
           </w:tcPr>
           <w:p>
             <w:r>
-              <w:t>8C</w:t>
+              <w:t>7E</w:t>
               <w:br/>
               <w:t>COMPUTER</w:t>
             </w:r>
@@ -407,23 +403,7 @@
             <w:tcW w:type="dxa" w:w="1080"/>
           </w:tcPr>
           <w:p>
-            <w:r>
-              <w:t>9F</w:t>
-              <w:br/>
-              <w:t>COMPUTER IX-X</w:t>
-            </w:r>
-          </w:p>
-        </w:tc>
-        <w:tc>
-          <w:tcPr>
-            <w:tcW w:type="dxa" w:w="1080"/>
-          </w:tcPr>
-          <w:p>
-            <w:r>
-              <w:t>7A</w:t>
-              <w:br/>
-              <w:t>COMPUTER</w:t>
-            </w:r>
+            <w:r/>
           </w:p>
         </w:tc>
         <w:tc>
@@ -444,53 +424,9 @@
           </w:tcPr>
           <w:p>
             <w:r>
-              <w:t>7E</w:t>
+              <w:t>8D</w:t>
               <w:br/>
               <w:t>COMPUTER</w:t>
-            </w:r>
-          </w:p>
-        </w:tc>
-        <w:tc>
-          <w:tcPr>
-            <w:tcW w:type="dxa" w:w="1080"/>
-          </w:tcPr>
-          <w:p>
-            <w:r>
-              <w:t>9:50-10:25</w:t>
-            </w:r>
-          </w:p>
-        </w:tc>
-      </w:tr>
-      <w:tr>
-        <w:tc>
-          <w:tcPr>
-            <w:tcW w:type="dxa" w:w="1080"/>
-          </w:tcPr>
-          <w:p>
-            <w:r>
-              <w:t>P5</w:t>
-            </w:r>
-          </w:p>
-        </w:tc>
-        <w:tc>
-          <w:tcPr>
-            <w:tcW w:type="dxa" w:w="1080"/>
-          </w:tcPr>
-          <w:p>
-            <w:r>
-              <w:t>10:50-11:30</w:t>
-            </w:r>
-          </w:p>
-        </w:tc>
-        <w:tc>
-          <w:tcPr>
-            <w:tcW w:type="dxa" w:w="1080"/>
-          </w:tcPr>
-          <w:p>
-            <w:r>
-              <w:t>9F</w:t>
-              <w:br/>
-              <w:t>COMPUTER IX-X</w:t>
             </w:r>
           </w:p>
         </w:tc>
@@ -508,41 +444,7 @@
           </w:tcPr>
           <w:p>
             <w:r>
-              <w:t>9F</w:t>
-              <w:br/>
-              <w:t>COMPUTER IX-X</w:t>
-            </w:r>
-          </w:p>
-        </w:tc>
-        <w:tc>
-          <w:tcPr>
-            <w:tcW w:type="dxa" w:w="1080"/>
-          </w:tcPr>
-          <w:p>
-            <w:r>
-              <w:t>7E</w:t>
-              <w:br/>
-              <w:t>COMPUTER</w:t>
-            </w:r>
-          </w:p>
-        </w:tc>
-        <w:tc>
-          <w:tcPr>
-            <w:tcW w:type="dxa" w:w="1080"/>
-          </w:tcPr>
-          <w:p>
-            <w:r>
-              <w:t>Lunch</w:t>
-            </w:r>
-          </w:p>
-        </w:tc>
-        <w:tc>
-          <w:tcPr>
-            <w:tcW w:type="dxa" w:w="1080"/>
-          </w:tcPr>
-          <w:p>
-            <w:r>
-              <w:t>10:55-11:35</w:t>
+              <w:t>9:50-10:25</w:t>
             </w:r>
           </w:p>
         </w:tc>
@@ -564,7 +466,7 @@
           </w:tcPr>
           <w:p>
             <w:r>
-              <w:t>11:30-12:00</w:t>
+              <w:t>10:50-11:20</w:t>
             </w:r>
           </w:p>
         </w:tc>
@@ -626,6 +528,94 @@
           </w:tcPr>
           <w:p>
             <w:r>
+              <w:t>P5</w:t>
+            </w:r>
+          </w:p>
+        </w:tc>
+        <w:tc>
+          <w:tcPr>
+            <w:tcW w:type="dxa" w:w="1080"/>
+          </w:tcPr>
+          <w:p>
+            <w:r>
+              <w:t>11:20-12:00</w:t>
+            </w:r>
+          </w:p>
+        </w:tc>
+        <w:tc>
+          <w:tcPr>
+            <w:tcW w:type="dxa" w:w="1080"/>
+          </w:tcPr>
+          <w:p>
+            <w:r>
+              <w:t>8C</w:t>
+              <w:br/>
+              <w:t>COMPUTER</w:t>
+            </w:r>
+          </w:p>
+        </w:tc>
+        <w:tc>
+          <w:tcPr>
+            <w:tcW w:type="dxa" w:w="1080"/>
+          </w:tcPr>
+          <w:p>
+            <w:r>
+              <w:t>6A</w:t>
+              <w:br/>
+              <w:t>COMPUTER</w:t>
+            </w:r>
+          </w:p>
+        </w:tc>
+        <w:tc>
+          <w:tcPr>
+            <w:tcW w:type="dxa" w:w="1080"/>
+          </w:tcPr>
+          <w:p>
+            <w:r>
+              <w:t>7A</w:t>
+              <w:br/>
+              <w:t>COMPUTER</w:t>
+            </w:r>
+          </w:p>
+        </w:tc>
+        <w:tc>
+          <w:tcPr>
+            <w:tcW w:type="dxa" w:w="1080"/>
+          </w:tcPr>
+          <w:p>
+            <w:r/>
+          </w:p>
+        </w:tc>
+        <w:tc>
+          <w:tcPr>
+            <w:tcW w:type="dxa" w:w="1080"/>
+          </w:tcPr>
+          <w:p>
+            <w:r>
+              <w:t>8D</w:t>
+              <w:br/>
+              <w:t>COMPUTER</w:t>
+            </w:r>
+          </w:p>
+        </w:tc>
+        <w:tc>
+          <w:tcPr>
+            <w:tcW w:type="dxa" w:w="1080"/>
+          </w:tcPr>
+          <w:p>
+            <w:r>
+              <w:t>10:55-11:35</w:t>
+            </w:r>
+          </w:p>
+        </w:tc>
+      </w:tr>
+      <w:tr>
+        <w:tc>
+          <w:tcPr>
+            <w:tcW w:type="dxa" w:w="1080"/>
+          </w:tcPr>
+          <w:p>
+            <w:r>
               <w:t>P6</w:t>
             </w:r>
           </w:p>
@@ -653,8 +643,16 @@
             <w:tcW w:type="dxa" w:w="1080"/>
           </w:tcPr>
           <w:p>
+            <w:r/>
+          </w:p>
+        </w:tc>
+        <w:tc>
+          <w:tcPr>
+            <w:tcW w:type="dxa" w:w="1080"/>
+          </w:tcPr>
+          <w:p>
             <w:r>
-              <w:t>6A</w:t>
+              <w:t>7E</w:t>
               <w:br/>
               <w:t>COMPUTER</w:t>
             </w:r>
@@ -666,7 +664,7 @@
           </w:tcPr>
           <w:p>
             <w:r>
-              <w:t>8C</w:t>
+              <w:t>8D</w:t>
               <w:br/>
               <w:t>COMPUTER</w:t>
             </w:r>
@@ -677,23 +675,7 @@
             <w:tcW w:type="dxa" w:w="1080"/>
           </w:tcPr>
           <w:p>
-            <w:r>
-              <w:t>7A</w:t>
-              <w:br/>
-              <w:t>COMPUTER</w:t>
-            </w:r>
-          </w:p>
-        </w:tc>
-        <w:tc>
-          <w:tcPr>
-            <w:tcW w:type="dxa" w:w="1080"/>
-          </w:tcPr>
-          <w:p>
-            <w:r>
-              <w:t>7A</w:t>
-              <w:br/>
-              <w:t>COMPUTER</w:t>
-            </w:r>
+            <w:r/>
           </w:p>
         </w:tc>
         <w:tc>
@@ -746,7 +728,7 @@
           </w:tcPr>
           <w:p>
             <w:r>
-              <w:t>6A</w:t>
+              <w:t>7E</w:t>
               <w:br/>
               <w:t>COMPUTER</w:t>
             </w:r>
@@ -757,7 +739,11 @@
             <w:tcW w:type="dxa" w:w="1080"/>
           </w:tcPr>
           <w:p>
-            <w:r/>
+            <w:r>
+              <w:t>9F</w:t>
+              <w:br/>
+              <w:t>COMPUTER IX-X</w:t>
+            </w:r>
           </w:p>
         </w:tc>
         <w:tc>
@@ -765,7 +751,11 @@
             <w:tcW w:type="dxa" w:w="1080"/>
           </w:tcPr>
           <w:p>
-            <w:r/>
+            <w:r>
+              <w:t>9F</w:t>
+              <w:br/>
+              <w:t>COMPUTER IX-X</w:t>
+            </w:r>
           </w:p>
         </w:tc>
         <w:tc>
@@ -811,7 +801,11 @@
             <w:tcW w:type="dxa" w:w="1080"/>
           </w:tcPr>
           <w:p>
-            <w:r/>
+            <w:r>
+              <w:t>9F</w:t>
+              <w:br/>
+              <w:t>COMPUTER IX-X</w:t>
+            </w:r>
           </w:p>
         </w:tc>
         <w:tc>
@@ -819,7 +813,11 @@
             <w:tcW w:type="dxa" w:w="1080"/>
           </w:tcPr>
           <w:p>
-            <w:r/>
+            <w:r>
+              <w:t>9F</w:t>
+              <w:br/>
+              <w:t>COMPUTER IX-X</w:t>
+            </w:r>
           </w:p>
         </w:tc>
         <w:tc>
@@ -836,7 +834,7 @@
           </w:tcPr>
           <w:p>
             <w:r>
-              <w:t>9F</w:t>
+              <w:t>10C</w:t>
               <w:br/>
               <w:t>COMPUTER IX-X</w:t>
             </w:r>

--- a/IRUM NAZ_timetable.docx
+++ b/IRUM NAZ_timetable.docx
@@ -22,92 +22,116 @@
         <w:tblLook w:firstColumn="1" w:firstRow="1" w:lastColumn="0" w:lastRow="0" w:noHBand="0" w:noVBand="1" w:val="04A0"/>
       </w:tblPr>
       <w:tblGrid>
-        <w:gridCol w:w="1080"/>
-        <w:gridCol w:w="1080"/>
-        <w:gridCol w:w="1080"/>
-        <w:gridCol w:w="1080"/>
-        <w:gridCol w:w="1080"/>
-        <w:gridCol w:w="1080"/>
-        <w:gridCol w:w="1080"/>
-        <w:gridCol w:w="1080"/>
+        <w:gridCol w:w="1530"/>
+        <w:gridCol w:w="1530"/>
+        <w:gridCol w:w="1530"/>
+        <w:gridCol w:w="1530"/>
+        <w:gridCol w:w="1530"/>
+        <w:gridCol w:w="1530"/>
+        <w:gridCol w:w="1530"/>
+        <w:gridCol w:w="1530"/>
       </w:tblGrid>
       <w:tr>
         <w:tc>
           <w:tcPr>
-            <w:tcW w:type="dxa" w:w="1080"/>
+            <w:tcW w:type="dxa" w:w="1530"/>
           </w:tcPr>
           <w:p>
             <w:r>
+              <w:rPr>
+                <w:b/>
+              </w:rPr>
               <w:t>Period</w:t>
             </w:r>
           </w:p>
         </w:tc>
         <w:tc>
           <w:tcPr>
-            <w:tcW w:type="dxa" w:w="1080"/>
+            <w:tcW w:type="dxa" w:w="1530"/>
           </w:tcPr>
           <w:p>
             <w:r>
-              <w:t>Mon-Thu Time</w:t>
+              <w:rPr>
+                <w:b/>
+              </w:rPr>
+              <w:t>Mon-Wed Time</w:t>
             </w:r>
           </w:p>
         </w:tc>
         <w:tc>
           <w:tcPr>
-            <w:tcW w:type="dxa" w:w="1080"/>
+            <w:tcW w:type="dxa" w:w="1530"/>
           </w:tcPr>
           <w:p>
             <w:r>
+              <w:rPr>
+                <w:b/>
+              </w:rPr>
               <w:t>Mon</w:t>
             </w:r>
           </w:p>
         </w:tc>
         <w:tc>
           <w:tcPr>
-            <w:tcW w:type="dxa" w:w="1080"/>
+            <w:tcW w:type="dxa" w:w="1530"/>
           </w:tcPr>
           <w:p>
             <w:r>
+              <w:rPr>
+                <w:b/>
+              </w:rPr>
               <w:t>Tue</w:t>
             </w:r>
           </w:p>
         </w:tc>
         <w:tc>
           <w:tcPr>
-            <w:tcW w:type="dxa" w:w="1080"/>
+            <w:tcW w:type="dxa" w:w="1530"/>
           </w:tcPr>
           <w:p>
             <w:r>
+              <w:rPr>
+                <w:b/>
+              </w:rPr>
               <w:t>Wed</w:t>
             </w:r>
           </w:p>
         </w:tc>
         <w:tc>
           <w:tcPr>
-            <w:tcW w:type="dxa" w:w="1080"/>
+            <w:tcW w:type="dxa" w:w="1530"/>
           </w:tcPr>
           <w:p>
             <w:r>
+              <w:rPr>
+                <w:b/>
+              </w:rPr>
               <w:t>Thu</w:t>
             </w:r>
           </w:p>
         </w:tc>
         <w:tc>
           <w:tcPr>
-            <w:tcW w:type="dxa" w:w="1080"/>
+            <w:tcW w:type="dxa" w:w="1530"/>
           </w:tcPr>
           <w:p>
             <w:r>
+              <w:rPr>
+                <w:b/>
+              </w:rPr>
               <w:t>Fri</w:t>
             </w:r>
           </w:p>
         </w:tc>
         <w:tc>
           <w:tcPr>
-            <w:tcW w:type="dxa" w:w="1080"/>
+            <w:tcW w:type="dxa" w:w="1530"/>
           </w:tcPr>
           <w:p>
             <w:r>
+              <w:rPr>
+                <w:b/>
+              </w:rPr>
               <w:t>Fri Time</w:t>
             </w:r>
           </w:p>
@@ -116,7 +140,7 @@
       <w:tr>
         <w:tc>
           <w:tcPr>
-            <w:tcW w:type="dxa" w:w="1080"/>
+            <w:tcW w:type="dxa" w:w="1530"/>
           </w:tcPr>
           <w:p>
             <w:r>
@@ -126,7 +150,7 @@
         </w:tc>
         <w:tc>
           <w:tcPr>
-            <w:tcW w:type="dxa" w:w="1080"/>
+            <w:tcW w:type="dxa" w:w="1530"/>
           </w:tcPr>
           <w:p>
             <w:r>
@@ -136,7 +160,7 @@
         </w:tc>
         <w:tc>
           <w:tcPr>
-            <w:tcW w:type="dxa" w:w="1080"/>
+            <w:tcW w:type="dxa" w:w="1530"/>
           </w:tcPr>
           <w:p>
             <w:r/>
@@ -144,7 +168,7 @@
         </w:tc>
         <w:tc>
           <w:tcPr>
-            <w:tcW w:type="dxa" w:w="1080"/>
+            <w:tcW w:type="dxa" w:w="1530"/>
           </w:tcPr>
           <w:p>
             <w:r>
@@ -156,7 +180,7 @@
         </w:tc>
         <w:tc>
           <w:tcPr>
-            <w:tcW w:type="dxa" w:w="1080"/>
+            <w:tcW w:type="dxa" w:w="1530"/>
           </w:tcPr>
           <w:p>
             <w:r>
@@ -168,7 +192,7 @@
         </w:tc>
         <w:tc>
           <w:tcPr>
-            <w:tcW w:type="dxa" w:w="1080"/>
+            <w:tcW w:type="dxa" w:w="1530"/>
           </w:tcPr>
           <w:p>
             <w:r>
@@ -180,7 +204,471 @@
         </w:tc>
         <w:tc>
           <w:tcPr>
-            <w:tcW w:type="dxa" w:w="1080"/>
+            <w:tcW w:type="dxa" w:w="1530"/>
+          </w:tcPr>
+          <w:p>
+            <w:r>
+              <w:t>6A</w:t>
+              <w:br/>
+              <w:t>COMPUTER</w:t>
+            </w:r>
+          </w:p>
+        </w:tc>
+        <w:tc>
+          <w:tcPr>
+            <w:tcW w:type="dxa" w:w="1530"/>
+          </w:tcPr>
+          <w:p>
+            <w:r>
+              <w:t>8:00-8:40</w:t>
+            </w:r>
+          </w:p>
+        </w:tc>
+      </w:tr>
+      <w:tr>
+        <w:tc>
+          <w:tcPr>
+            <w:tcW w:type="dxa" w:w="1530"/>
+          </w:tcPr>
+          <w:p>
+            <w:r>
+              <w:t>P2</w:t>
+            </w:r>
+          </w:p>
+        </w:tc>
+        <w:tc>
+          <w:tcPr>
+            <w:tcW w:type="dxa" w:w="1530"/>
+          </w:tcPr>
+          <w:p>
+            <w:r>
+              <w:t>8:50-9:30</w:t>
+            </w:r>
+          </w:p>
+        </w:tc>
+        <w:tc>
+          <w:tcPr>
+            <w:tcW w:type="dxa" w:w="1530"/>
+          </w:tcPr>
+          <w:p>
+            <w:r>
+              <w:t>8C</w:t>
+              <w:br/>
+              <w:t>COMPUTER</w:t>
+            </w:r>
+          </w:p>
+        </w:tc>
+        <w:tc>
+          <w:tcPr>
+            <w:tcW w:type="dxa" w:w="1530"/>
+          </w:tcPr>
+          <w:p>
+            <w:r>
+              <w:t>10C</w:t>
+              <w:br/>
+              <w:t>COMPUTER IX-X</w:t>
+            </w:r>
+          </w:p>
+        </w:tc>
+        <w:tc>
+          <w:tcPr>
+            <w:tcW w:type="dxa" w:w="1530"/>
+          </w:tcPr>
+          <w:p>
+            <w:r/>
+          </w:p>
+        </w:tc>
+        <w:tc>
+          <w:tcPr>
+            <w:tcW w:type="dxa" w:w="1530"/>
+          </w:tcPr>
+          <w:p>
+            <w:r>
+              <w:t>8D</w:t>
+              <w:br/>
+              <w:t>COMPUTER</w:t>
+            </w:r>
+          </w:p>
+        </w:tc>
+        <w:tc>
+          <w:tcPr>
+            <w:tcW w:type="dxa" w:w="1530"/>
+          </w:tcPr>
+          <w:p>
+            <w:r/>
+          </w:p>
+        </w:tc>
+        <w:tc>
+          <w:tcPr>
+            <w:tcW w:type="dxa" w:w="1530"/>
+          </w:tcPr>
+          <w:p>
+            <w:r>
+              <w:t>8:40-9:15</w:t>
+            </w:r>
+          </w:p>
+        </w:tc>
+      </w:tr>
+      <w:tr>
+        <w:tc>
+          <w:tcPr>
+            <w:tcW w:type="dxa" w:w="1530"/>
+          </w:tcPr>
+          <w:p>
+            <w:r>
+              <w:t>P3</w:t>
+            </w:r>
+          </w:p>
+        </w:tc>
+        <w:tc>
+          <w:tcPr>
+            <w:tcW w:type="dxa" w:w="1530"/>
+          </w:tcPr>
+          <w:p>
+            <w:r>
+              <w:t>9:30-10:10</w:t>
+            </w:r>
+          </w:p>
+        </w:tc>
+        <w:tc>
+          <w:tcPr>
+            <w:tcW w:type="dxa" w:w="1530"/>
+          </w:tcPr>
+          <w:p>
+            <w:r>
+              <w:t>8D</w:t>
+              <w:br/>
+              <w:t>COMPUTER</w:t>
+            </w:r>
+          </w:p>
+        </w:tc>
+        <w:tc>
+          <w:tcPr>
+            <w:tcW w:type="dxa" w:w="1530"/>
+          </w:tcPr>
+          <w:p>
+            <w:r>
+              <w:t>9F</w:t>
+              <w:br/>
+              <w:t>COMPUTER IX-X</w:t>
+            </w:r>
+          </w:p>
+        </w:tc>
+        <w:tc>
+          <w:tcPr>
+            <w:tcW w:type="dxa" w:w="1530"/>
+          </w:tcPr>
+          <w:p>
+            <w:r>
+              <w:t>9F</w:t>
+              <w:br/>
+              <w:t>COMPUTER IX-X</w:t>
+            </w:r>
+          </w:p>
+        </w:tc>
+        <w:tc>
+          <w:tcPr>
+            <w:tcW w:type="dxa" w:w="1530"/>
+          </w:tcPr>
+          <w:p>
+            <w:r>
+              <w:t>8D</w:t>
+              <w:br/>
+              <w:t>COMPUTER</w:t>
+            </w:r>
+          </w:p>
+        </w:tc>
+        <w:tc>
+          <w:tcPr>
+            <w:tcW w:type="dxa" w:w="1530"/>
+          </w:tcPr>
+          <w:p>
+            <w:r/>
+          </w:p>
+        </w:tc>
+        <w:tc>
+          <w:tcPr>
+            <w:tcW w:type="dxa" w:w="1530"/>
+          </w:tcPr>
+          <w:p>
+            <w:r>
+              <w:t>9:15-9:50</w:t>
+            </w:r>
+          </w:p>
+        </w:tc>
+      </w:tr>
+      <w:tr>
+        <w:tc>
+          <w:tcPr>
+            <w:tcW w:type="dxa" w:w="1530"/>
+          </w:tcPr>
+          <w:p>
+            <w:r>
+              <w:t>P4</w:t>
+            </w:r>
+          </w:p>
+        </w:tc>
+        <w:tc>
+          <w:tcPr>
+            <w:tcW w:type="dxa" w:w="1530"/>
+          </w:tcPr>
+          <w:p>
+            <w:r>
+              <w:t>10:10-10:50</w:t>
+            </w:r>
+          </w:p>
+        </w:tc>
+        <w:tc>
+          <w:tcPr>
+            <w:tcW w:type="dxa" w:w="1530"/>
+          </w:tcPr>
+          <w:p>
+            <w:r>
+              <w:t>7E</w:t>
+              <w:br/>
+              <w:t>COMPUTER</w:t>
+            </w:r>
+          </w:p>
+        </w:tc>
+        <w:tc>
+          <w:tcPr>
+            <w:tcW w:type="dxa" w:w="1530"/>
+          </w:tcPr>
+          <w:p>
+            <w:r/>
+          </w:p>
+        </w:tc>
+        <w:tc>
+          <w:tcPr>
+            <w:tcW w:type="dxa" w:w="1530"/>
+          </w:tcPr>
+          <w:p>
+            <w:r>
+              <w:t>8C</w:t>
+              <w:br/>
+              <w:t>COMPUTER</w:t>
+            </w:r>
+          </w:p>
+        </w:tc>
+        <w:tc>
+          <w:tcPr>
+            <w:tcW w:type="dxa" w:w="1530"/>
+          </w:tcPr>
+          <w:p>
+            <w:r/>
+          </w:p>
+        </w:tc>
+        <w:tc>
+          <w:tcPr>
+            <w:tcW w:type="dxa" w:w="1530"/>
+          </w:tcPr>
+          <w:p>
+            <w:r/>
+          </w:p>
+        </w:tc>
+        <w:tc>
+          <w:tcPr>
+            <w:tcW w:type="dxa" w:w="1530"/>
+          </w:tcPr>
+          <w:p>
+            <w:r>
+              <w:t>9:50-10:25</w:t>
+            </w:r>
+          </w:p>
+        </w:tc>
+      </w:tr>
+      <w:tr>
+        <w:tc>
+          <w:tcPr>
+            <w:tcW w:type="dxa" w:w="1530"/>
+          </w:tcPr>
+          <w:p>
+            <w:r>
+              <w:t>Lunch</w:t>
+            </w:r>
+          </w:p>
+        </w:tc>
+        <w:tc>
+          <w:tcPr>
+            <w:tcW w:type="dxa" w:w="1530"/>
+          </w:tcPr>
+          <w:p>
+            <w:r>
+              <w:t>10:50-11:20</w:t>
+            </w:r>
+          </w:p>
+        </w:tc>
+        <w:tc>
+          <w:tcPr>
+            <w:tcW w:type="dxa" w:w="1530"/>
+          </w:tcPr>
+          <w:p>
+            <w:r/>
+          </w:p>
+        </w:tc>
+        <w:tc>
+          <w:tcPr>
+            <w:tcW w:type="dxa" w:w="1530"/>
+          </w:tcPr>
+          <w:p>
+            <w:r/>
+          </w:p>
+        </w:tc>
+        <w:tc>
+          <w:tcPr>
+            <w:tcW w:type="dxa" w:w="1530"/>
+          </w:tcPr>
+          <w:p>
+            <w:r/>
+          </w:p>
+        </w:tc>
+        <w:tc>
+          <w:tcPr>
+            <w:tcW w:type="dxa" w:w="1530"/>
+          </w:tcPr>
+          <w:p>
+            <w:r/>
+          </w:p>
+        </w:tc>
+        <w:tc>
+          <w:tcPr>
+            <w:tcW w:type="dxa" w:w="1530"/>
+          </w:tcPr>
+          <w:p>
+            <w:r/>
+          </w:p>
+        </w:tc>
+        <w:tc>
+          <w:tcPr>
+            <w:tcW w:type="dxa" w:w="1530"/>
+          </w:tcPr>
+          <w:p>
+            <w:r>
+              <w:t>10:25-10:55</w:t>
+            </w:r>
+          </w:p>
+        </w:tc>
+      </w:tr>
+      <w:tr>
+        <w:tc>
+          <w:tcPr>
+            <w:tcW w:type="dxa" w:w="1530"/>
+          </w:tcPr>
+          <w:p>
+            <w:r>
+              <w:t>P5</w:t>
+            </w:r>
+          </w:p>
+        </w:tc>
+        <w:tc>
+          <w:tcPr>
+            <w:tcW w:type="dxa" w:w="1530"/>
+          </w:tcPr>
+          <w:p>
+            <w:r>
+              <w:t>11:20-12:00</w:t>
+            </w:r>
+          </w:p>
+        </w:tc>
+        <w:tc>
+          <w:tcPr>
+            <w:tcW w:type="dxa" w:w="1530"/>
+          </w:tcPr>
+          <w:p>
+            <w:r>
+              <w:t>10C</w:t>
+              <w:br/>
+              <w:t>COMPUTER IX-X</w:t>
+            </w:r>
+          </w:p>
+        </w:tc>
+        <w:tc>
+          <w:tcPr>
+            <w:tcW w:type="dxa" w:w="1530"/>
+          </w:tcPr>
+          <w:p>
+            <w:r/>
+          </w:p>
+        </w:tc>
+        <w:tc>
+          <w:tcPr>
+            <w:tcW w:type="dxa" w:w="1530"/>
+          </w:tcPr>
+          <w:p>
+            <w:r>
+              <w:t>7E</w:t>
+              <w:br/>
+              <w:t>COMPUTER</w:t>
+            </w:r>
+          </w:p>
+        </w:tc>
+        <w:tc>
+          <w:tcPr>
+            <w:tcW w:type="dxa" w:w="1530"/>
+          </w:tcPr>
+          <w:p>
+            <w:r>
+              <w:t>8C</w:t>
+              <w:br/>
+              <w:t>COMPUTER</w:t>
+            </w:r>
+          </w:p>
+        </w:tc>
+        <w:tc>
+          <w:tcPr>
+            <w:tcW w:type="dxa" w:w="1530"/>
+          </w:tcPr>
+          <w:p>
+            <w:r/>
+          </w:p>
+        </w:tc>
+        <w:tc>
+          <w:tcPr>
+            <w:tcW w:type="dxa" w:w="1530"/>
+          </w:tcPr>
+          <w:p>
+            <w:r>
+              <w:t>10:55-11:35</w:t>
+            </w:r>
+          </w:p>
+        </w:tc>
+      </w:tr>
+      <w:tr>
+        <w:tc>
+          <w:tcPr>
+            <w:tcW w:type="dxa" w:w="1530"/>
+          </w:tcPr>
+          <w:p>
+            <w:r>
+              <w:t>P6</w:t>
+            </w:r>
+          </w:p>
+        </w:tc>
+        <w:tc>
+          <w:tcPr>
+            <w:tcW w:type="dxa" w:w="1530"/>
+          </w:tcPr>
+          <w:p>
+            <w:r>
+              <w:t>12:00-12:40</w:t>
+            </w:r>
+          </w:p>
+        </w:tc>
+        <w:tc>
+          <w:tcPr>
+            <w:tcW w:type="dxa" w:w="1530"/>
+          </w:tcPr>
+          <w:p>
+            <w:r>
+              <w:t>9F</w:t>
+              <w:br/>
+              <w:t>COMPUTER IX-X</w:t>
+            </w:r>
+          </w:p>
+        </w:tc>
+        <w:tc>
+          <w:tcPr>
+            <w:tcW w:type="dxa" w:w="1530"/>
           </w:tcPr>
           <w:p>
             <w:r>
@@ -192,39 +680,7 @@
         </w:tc>
         <w:tc>
           <w:tcPr>
-            <w:tcW w:type="dxa" w:w="1080"/>
-          </w:tcPr>
-          <w:p>
-            <w:r>
-              <w:t>8:00-8:40</w:t>
-            </w:r>
-          </w:p>
-        </w:tc>
-      </w:tr>
-      <w:tr>
-        <w:tc>
-          <w:tcPr>
-            <w:tcW w:type="dxa" w:w="1080"/>
-          </w:tcPr>
-          <w:p>
-            <w:r>
-              <w:t>P2</w:t>
-            </w:r>
-          </w:p>
-        </w:tc>
-        <w:tc>
-          <w:tcPr>
-            <w:tcW w:type="dxa" w:w="1080"/>
-          </w:tcPr>
-          <w:p>
-            <w:r>
-              <w:t>8:50-9:30</w:t>
-            </w:r>
-          </w:p>
-        </w:tc>
-        <w:tc>
-          <w:tcPr>
-            <w:tcW w:type="dxa" w:w="1080"/>
+            <w:tcW w:type="dxa" w:w="1530"/>
           </w:tcPr>
           <w:p>
             <w:r/>
@@ -232,7 +688,7 @@
         </w:tc>
         <w:tc>
           <w:tcPr>
-            <w:tcW w:type="dxa" w:w="1080"/>
+            <w:tcW w:type="dxa" w:w="1530"/>
           </w:tcPr>
           <w:p>
             <w:r>
@@ -244,23 +700,7 @@
         </w:tc>
         <w:tc>
           <w:tcPr>
-            <w:tcW w:type="dxa" w:w="1080"/>
-          </w:tcPr>
-          <w:p>
-            <w:r/>
-          </w:p>
-        </w:tc>
-        <w:tc>
-          <w:tcPr>
-            <w:tcW w:type="dxa" w:w="1080"/>
-          </w:tcPr>
-          <w:p>
-            <w:r/>
-          </w:p>
-        </w:tc>
-        <w:tc>
-          <w:tcPr>
-            <w:tcW w:type="dxa" w:w="1080"/>
+            <w:tcW w:type="dxa" w:w="1530"/>
           </w:tcPr>
           <w:p>
             <w:r>
@@ -272,11 +712,11 @@
         </w:tc>
         <w:tc>
           <w:tcPr>
-            <w:tcW w:type="dxa" w:w="1080"/>
+            <w:tcW w:type="dxa" w:w="1530"/>
           </w:tcPr>
           <w:p>
             <w:r>
-              <w:t>8:40-9:15</w:t>
+              <w:t>11:35-12:15</w:t>
             </w:r>
           </w:p>
         </w:tc>
@@ -284,59 +724,27 @@
       <w:tr>
         <w:tc>
           <w:tcPr>
-            <w:tcW w:type="dxa" w:w="1080"/>
+            <w:tcW w:type="dxa" w:w="1530"/>
           </w:tcPr>
           <w:p>
             <w:r>
-              <w:t>P3</w:t>
+              <w:t>P7</w:t>
             </w:r>
           </w:p>
         </w:tc>
         <w:tc>
           <w:tcPr>
-            <w:tcW w:type="dxa" w:w="1080"/>
+            <w:tcW w:type="dxa" w:w="1530"/>
           </w:tcPr>
           <w:p>
             <w:r>
-              <w:t>9:30-10:10</w:t>
+              <w:t>12:40-1:20</w:t>
             </w:r>
           </w:p>
         </w:tc>
         <w:tc>
           <w:tcPr>
-            <w:tcW w:type="dxa" w:w="1080"/>
-          </w:tcPr>
-          <w:p>
-            <w:r>
-              <w:t>8C</w:t>
-              <w:br/>
-              <w:t>COMPUTER</w:t>
-            </w:r>
-          </w:p>
-        </w:tc>
-        <w:tc>
-          <w:tcPr>
-            <w:tcW w:type="dxa" w:w="1080"/>
-          </w:tcPr>
-          <w:p>
-            <w:r/>
-          </w:p>
-        </w:tc>
-        <w:tc>
-          <w:tcPr>
-            <w:tcW w:type="dxa" w:w="1080"/>
-          </w:tcPr>
-          <w:p>
-            <w:r>
-              <w:t>10C</w:t>
-              <w:br/>
-              <w:t>COMPUTER IX-X</w:t>
-            </w:r>
-          </w:p>
-        </w:tc>
-        <w:tc>
-          <w:tcPr>
-            <w:tcW w:type="dxa" w:w="1080"/>
+            <w:tcW w:type="dxa" w:w="1530"/>
           </w:tcPr>
           <w:p>
             <w:r>
@@ -348,7 +756,7 @@
         </w:tc>
         <w:tc>
           <w:tcPr>
-            <w:tcW w:type="dxa" w:w="1080"/>
+            <w:tcW w:type="dxa" w:w="1530"/>
           </w:tcPr>
           <w:p>
             <w:r/>
@@ -356,39 +764,77 @@
         </w:tc>
         <w:tc>
           <w:tcPr>
-            <w:tcW w:type="dxa" w:w="1080"/>
+            <w:tcW w:type="dxa" w:w="1530"/>
           </w:tcPr>
           <w:p>
             <w:r>
-              <w:t>9:15-9:50</w:t>
+              <w:t>7A</w:t>
+              <w:br/>
+              <w:t>COMPUTER</w:t>
             </w:r>
+          </w:p>
+        </w:tc>
+        <w:tc>
+          <w:tcPr>
+            <w:tcW w:type="dxa" w:w="1530"/>
+          </w:tcPr>
+          <w:p>
+            <w:r>
+              <w:t>9F</w:t>
+              <w:br/>
+              <w:t>COMPUTER IX-X</w:t>
+            </w:r>
+          </w:p>
+        </w:tc>
+        <w:tc>
+          <w:tcPr>
+            <w:tcW w:type="dxa" w:w="1530"/>
+          </w:tcPr>
+          <w:p>
+            <w:r/>
+          </w:p>
+        </w:tc>
+        <w:tc>
+          <w:tcPr>
+            <w:tcW w:type="dxa" w:w="1530"/>
+          </w:tcPr>
+          <w:p>
+            <w:r/>
           </w:p>
         </w:tc>
       </w:tr>
       <w:tr>
         <w:tc>
           <w:tcPr>
-            <w:tcW w:type="dxa" w:w="1080"/>
+            <w:tcW w:type="dxa" w:w="1530"/>
           </w:tcPr>
           <w:p>
             <w:r>
-              <w:t>P4</w:t>
+              <w:t>P8</w:t>
             </w:r>
           </w:p>
         </w:tc>
         <w:tc>
           <w:tcPr>
-            <w:tcW w:type="dxa" w:w="1080"/>
+            <w:tcW w:type="dxa" w:w="1530"/>
           </w:tcPr>
           <w:p>
             <w:r>
-              <w:t>10:10-10:50</w:t>
+              <w:t>1:20-2:00</w:t>
             </w:r>
           </w:p>
         </w:tc>
         <w:tc>
           <w:tcPr>
-            <w:tcW w:type="dxa" w:w="1080"/>
+            <w:tcW w:type="dxa" w:w="1530"/>
+          </w:tcPr>
+          <w:p>
+            <w:r/>
+          </w:p>
+        </w:tc>
+        <w:tc>
+          <w:tcPr>
+            <w:tcW w:type="dxa" w:w="1530"/>
           </w:tcPr>
           <w:p>
             <w:r>
@@ -400,15 +846,7 @@
         </w:tc>
         <w:tc>
           <w:tcPr>
-            <w:tcW w:type="dxa" w:w="1080"/>
-          </w:tcPr>
-          <w:p>
-            <w:r/>
-          </w:p>
-        </w:tc>
-        <w:tc>
-          <w:tcPr>
-            <w:tcW w:type="dxa" w:w="1080"/>
+            <w:tcW w:type="dxa" w:w="1530"/>
           </w:tcPr>
           <w:p>
             <w:r>
@@ -420,19 +858,7 @@
         </w:tc>
         <w:tc>
           <w:tcPr>
-            <w:tcW w:type="dxa" w:w="1080"/>
-          </w:tcPr>
-          <w:p>
-            <w:r>
-              <w:t>8D</w:t>
-              <w:br/>
-              <w:t>COMPUTER</w:t>
-            </w:r>
-          </w:p>
-        </w:tc>
-        <w:tc>
-          <w:tcPr>
-            <w:tcW w:type="dxa" w:w="1080"/>
+            <w:tcW w:type="dxa" w:w="1530"/>
           </w:tcPr>
           <w:p>
             <w:r/>
@@ -440,39 +866,7 @@
         </w:tc>
         <w:tc>
           <w:tcPr>
-            <w:tcW w:type="dxa" w:w="1080"/>
-          </w:tcPr>
-          <w:p>
-            <w:r>
-              <w:t>9:50-10:25</w:t>
-            </w:r>
-          </w:p>
-        </w:tc>
-      </w:tr>
-      <w:tr>
-        <w:tc>
-          <w:tcPr>
-            <w:tcW w:type="dxa" w:w="1080"/>
-          </w:tcPr>
-          <w:p>
-            <w:r>
-              <w:t>Lunch</w:t>
-            </w:r>
-          </w:p>
-        </w:tc>
-        <w:tc>
-          <w:tcPr>
-            <w:tcW w:type="dxa" w:w="1080"/>
-          </w:tcPr>
-          <w:p>
-            <w:r>
-              <w:t>10:50-11:20</w:t>
-            </w:r>
-          </w:p>
-        </w:tc>
-        <w:tc>
-          <w:tcPr>
-            <w:tcW w:type="dxa" w:w="1080"/>
+            <w:tcW w:type="dxa" w:w="1530"/>
           </w:tcPr>
           <w:p>
             <w:r/>
@@ -480,377 +874,7 @@
         </w:tc>
         <w:tc>
           <w:tcPr>
-            <w:tcW w:type="dxa" w:w="1080"/>
-          </w:tcPr>
-          <w:p>
-            <w:r/>
-          </w:p>
-        </w:tc>
-        <w:tc>
-          <w:tcPr>
-            <w:tcW w:type="dxa" w:w="1080"/>
-          </w:tcPr>
-          <w:p>
-            <w:r/>
-          </w:p>
-        </w:tc>
-        <w:tc>
-          <w:tcPr>
-            <w:tcW w:type="dxa" w:w="1080"/>
-          </w:tcPr>
-          <w:p>
-            <w:r/>
-          </w:p>
-        </w:tc>
-        <w:tc>
-          <w:tcPr>
-            <w:tcW w:type="dxa" w:w="1080"/>
-          </w:tcPr>
-          <w:p>
-            <w:r/>
-          </w:p>
-        </w:tc>
-        <w:tc>
-          <w:tcPr>
-            <w:tcW w:type="dxa" w:w="1080"/>
-          </w:tcPr>
-          <w:p>
-            <w:r>
-              <w:t>10:25-10:55</w:t>
-            </w:r>
-          </w:p>
-        </w:tc>
-      </w:tr>
-      <w:tr>
-        <w:tc>
-          <w:tcPr>
-            <w:tcW w:type="dxa" w:w="1080"/>
-          </w:tcPr>
-          <w:p>
-            <w:r>
-              <w:t>P5</w:t>
-            </w:r>
-          </w:p>
-        </w:tc>
-        <w:tc>
-          <w:tcPr>
-            <w:tcW w:type="dxa" w:w="1080"/>
-          </w:tcPr>
-          <w:p>
-            <w:r>
-              <w:t>11:20-12:00</w:t>
-            </w:r>
-          </w:p>
-        </w:tc>
-        <w:tc>
-          <w:tcPr>
-            <w:tcW w:type="dxa" w:w="1080"/>
-          </w:tcPr>
-          <w:p>
-            <w:r>
-              <w:t>8C</w:t>
-              <w:br/>
-              <w:t>COMPUTER</w:t>
-            </w:r>
-          </w:p>
-        </w:tc>
-        <w:tc>
-          <w:tcPr>
-            <w:tcW w:type="dxa" w:w="1080"/>
-          </w:tcPr>
-          <w:p>
-            <w:r>
-              <w:t>6A</w:t>
-              <w:br/>
-              <w:t>COMPUTER</w:t>
-            </w:r>
-          </w:p>
-        </w:tc>
-        <w:tc>
-          <w:tcPr>
-            <w:tcW w:type="dxa" w:w="1080"/>
-          </w:tcPr>
-          <w:p>
-            <w:r>
-              <w:t>7A</w:t>
-              <w:br/>
-              <w:t>COMPUTER</w:t>
-            </w:r>
-          </w:p>
-        </w:tc>
-        <w:tc>
-          <w:tcPr>
-            <w:tcW w:type="dxa" w:w="1080"/>
-          </w:tcPr>
-          <w:p>
-            <w:r/>
-          </w:p>
-        </w:tc>
-        <w:tc>
-          <w:tcPr>
-            <w:tcW w:type="dxa" w:w="1080"/>
-          </w:tcPr>
-          <w:p>
-            <w:r>
-              <w:t>8D</w:t>
-              <w:br/>
-              <w:t>COMPUTER</w:t>
-            </w:r>
-          </w:p>
-        </w:tc>
-        <w:tc>
-          <w:tcPr>
-            <w:tcW w:type="dxa" w:w="1080"/>
-          </w:tcPr>
-          <w:p>
-            <w:r>
-              <w:t>10:55-11:35</w:t>
-            </w:r>
-          </w:p>
-        </w:tc>
-      </w:tr>
-      <w:tr>
-        <w:tc>
-          <w:tcPr>
-            <w:tcW w:type="dxa" w:w="1080"/>
-          </w:tcPr>
-          <w:p>
-            <w:r>
-              <w:t>P6</w:t>
-            </w:r>
-          </w:p>
-        </w:tc>
-        <w:tc>
-          <w:tcPr>
-            <w:tcW w:type="dxa" w:w="1080"/>
-          </w:tcPr>
-          <w:p>
-            <w:r>
-              <w:t>12:00-12:40</w:t>
-            </w:r>
-          </w:p>
-        </w:tc>
-        <w:tc>
-          <w:tcPr>
-            <w:tcW w:type="dxa" w:w="1080"/>
-          </w:tcPr>
-          <w:p>
-            <w:r/>
-          </w:p>
-        </w:tc>
-        <w:tc>
-          <w:tcPr>
-            <w:tcW w:type="dxa" w:w="1080"/>
-          </w:tcPr>
-          <w:p>
-            <w:r/>
-          </w:p>
-        </w:tc>
-        <w:tc>
-          <w:tcPr>
-            <w:tcW w:type="dxa" w:w="1080"/>
-          </w:tcPr>
-          <w:p>
-            <w:r>
-              <w:t>7E</w:t>
-              <w:br/>
-              <w:t>COMPUTER</w:t>
-            </w:r>
-          </w:p>
-        </w:tc>
-        <w:tc>
-          <w:tcPr>
-            <w:tcW w:type="dxa" w:w="1080"/>
-          </w:tcPr>
-          <w:p>
-            <w:r>
-              <w:t>8D</w:t>
-              <w:br/>
-              <w:t>COMPUTER</w:t>
-            </w:r>
-          </w:p>
-        </w:tc>
-        <w:tc>
-          <w:tcPr>
-            <w:tcW w:type="dxa" w:w="1080"/>
-          </w:tcPr>
-          <w:p>
-            <w:r/>
-          </w:p>
-        </w:tc>
-        <w:tc>
-          <w:tcPr>
-            <w:tcW w:type="dxa" w:w="1080"/>
-          </w:tcPr>
-          <w:p>
-            <w:r>
-              <w:t>11:35-12:15</w:t>
-            </w:r>
-          </w:p>
-        </w:tc>
-      </w:tr>
-      <w:tr>
-        <w:tc>
-          <w:tcPr>
-            <w:tcW w:type="dxa" w:w="1080"/>
-          </w:tcPr>
-          <w:p>
-            <w:r>
-              <w:t>P7</w:t>
-            </w:r>
-          </w:p>
-        </w:tc>
-        <w:tc>
-          <w:tcPr>
-            <w:tcW w:type="dxa" w:w="1080"/>
-          </w:tcPr>
-          <w:p>
-            <w:r>
-              <w:t>12:40-1:20</w:t>
-            </w:r>
-          </w:p>
-        </w:tc>
-        <w:tc>
-          <w:tcPr>
-            <w:tcW w:type="dxa" w:w="1080"/>
-          </w:tcPr>
-          <w:p>
-            <w:r>
-              <w:t>8C</w:t>
-              <w:br/>
-              <w:t>COMPUTER</w:t>
-            </w:r>
-          </w:p>
-        </w:tc>
-        <w:tc>
-          <w:tcPr>
-            <w:tcW w:type="dxa" w:w="1080"/>
-          </w:tcPr>
-          <w:p>
-            <w:r>
-              <w:t>7E</w:t>
-              <w:br/>
-              <w:t>COMPUTER</w:t>
-            </w:r>
-          </w:p>
-        </w:tc>
-        <w:tc>
-          <w:tcPr>
-            <w:tcW w:type="dxa" w:w="1080"/>
-          </w:tcPr>
-          <w:p>
-            <w:r>
-              <w:t>9F</w:t>
-              <w:br/>
-              <w:t>COMPUTER IX-X</w:t>
-            </w:r>
-          </w:p>
-        </w:tc>
-        <w:tc>
-          <w:tcPr>
-            <w:tcW w:type="dxa" w:w="1080"/>
-          </w:tcPr>
-          <w:p>
-            <w:r>
-              <w:t>9F</w:t>
-              <w:br/>
-              <w:t>COMPUTER IX-X</w:t>
-            </w:r>
-          </w:p>
-        </w:tc>
-        <w:tc>
-          <w:tcPr>
-            <w:tcW w:type="dxa" w:w="1080"/>
-          </w:tcPr>
-          <w:p>
-            <w:r/>
-          </w:p>
-        </w:tc>
-        <w:tc>
-          <w:tcPr>
-            <w:tcW w:type="dxa" w:w="1080"/>
-          </w:tcPr>
-          <w:p>
-            <w:r/>
-          </w:p>
-        </w:tc>
-      </w:tr>
-      <w:tr>
-        <w:tc>
-          <w:tcPr>
-            <w:tcW w:type="dxa" w:w="1080"/>
-          </w:tcPr>
-          <w:p>
-            <w:r>
-              <w:t>P8</w:t>
-            </w:r>
-          </w:p>
-        </w:tc>
-        <w:tc>
-          <w:tcPr>
-            <w:tcW w:type="dxa" w:w="1080"/>
-          </w:tcPr>
-          <w:p>
-            <w:r>
-              <w:t>1:20-2:00</w:t>
-            </w:r>
-          </w:p>
-        </w:tc>
-        <w:tc>
-          <w:tcPr>
-            <w:tcW w:type="dxa" w:w="1080"/>
-          </w:tcPr>
-          <w:p>
-            <w:r>
-              <w:t>9F</w:t>
-              <w:br/>
-              <w:t>COMPUTER IX-X</w:t>
-            </w:r>
-          </w:p>
-        </w:tc>
-        <w:tc>
-          <w:tcPr>
-            <w:tcW w:type="dxa" w:w="1080"/>
-          </w:tcPr>
-          <w:p>
-            <w:r>
-              <w:t>9F</w:t>
-              <w:br/>
-              <w:t>COMPUTER IX-X</w:t>
-            </w:r>
-          </w:p>
-        </w:tc>
-        <w:tc>
-          <w:tcPr>
-            <w:tcW w:type="dxa" w:w="1080"/>
-          </w:tcPr>
-          <w:p>
-            <w:r/>
-          </w:p>
-        </w:tc>
-        <w:tc>
-          <w:tcPr>
-            <w:tcW w:type="dxa" w:w="1080"/>
-          </w:tcPr>
-          <w:p>
-            <w:r>
-              <w:t>10C</w:t>
-              <w:br/>
-              <w:t>COMPUTER IX-X</w:t>
-            </w:r>
-          </w:p>
-        </w:tc>
-        <w:tc>
-          <w:tcPr>
-            <w:tcW w:type="dxa" w:w="1080"/>
-          </w:tcPr>
-          <w:p>
-            <w:r/>
-          </w:p>
-        </w:tc>
-        <w:tc>
-          <w:tcPr>
-            <w:tcW w:type="dxa" w:w="1080"/>
+            <w:tcW w:type="dxa" w:w="1530"/>
           </w:tcPr>
           <w:p>
             <w:r/>
@@ -859,7 +883,7 @@
       </w:tr>
     </w:tbl>
     <w:sectPr>
-      <w:pgSz w:w="12240" w:h="15840"/>
+      <w:pgSz w:w="15840" w:h="12240" w:orient="landscape"/>
       <w:pgMar w:top="1440" w:right="1800" w:bottom="1440" w:left="1800" w:header="720" w:footer="720" w:gutter="0"/>
       <w:cols w:space="720"/>
       <w:docGrid w:linePitch="360"/>

--- a/IRUM NAZ_timetable.docx
+++ b/IRUM NAZ_timetable.docx
@@ -283,11 +283,7 @@
             <w:tcW w:type="dxa" w:w="1530"/>
           </w:tcPr>
           <w:p>
-            <w:r>
-              <w:t>8D</w:t>
-              <w:br/>
-              <w:t>COMPUTER</w:t>
-            </w:r>
+            <w:r/>
           </w:p>
         </w:tc>
         <w:tc>
@@ -383,7 +379,11 @@
             <w:tcW w:type="dxa" w:w="1530"/>
           </w:tcPr>
           <w:p>
-            <w:r/>
+            <w:r>
+              <w:t>8D</w:t>
+              <w:br/>
+              <w:t>COMPUTER</w:t>
+            </w:r>
           </w:p>
         </w:tc>
         <w:tc>

--- a/IRUM NAZ_timetable.docx
+++ b/IRUM NAZ_timetable.docx
@@ -275,7 +275,11 @@
             <w:tcW w:type="dxa" w:w="1530"/>
           </w:tcPr>
           <w:p>
-            <w:r/>
+            <w:r>
+              <w:t>7E</w:t>
+              <w:br/>
+              <w:t>COMPUTER</w:t>
+            </w:r>
           </w:p>
         </w:tc>
         <w:tc>
@@ -343,11 +347,7 @@
             <w:tcW w:type="dxa" w:w="1530"/>
           </w:tcPr>
           <w:p>
-            <w:r>
-              <w:t>9F</w:t>
-              <w:br/>
-              <w:t>COMPUTER IX-X</w:t>
-            </w:r>
+            <w:r/>
           </w:p>
         </w:tc>
         <w:tc>
@@ -355,11 +355,7 @@
             <w:tcW w:type="dxa" w:w="1530"/>
           </w:tcPr>
           <w:p>
-            <w:r>
-              <w:t>9F</w:t>
-              <w:br/>
-              <w:t>COMPUTER IX-X</w:t>
-            </w:r>
+            <w:r/>
           </w:p>
         </w:tc>
         <w:tc>
@@ -455,7 +451,11 @@
             <w:tcW w:type="dxa" w:w="1530"/>
           </w:tcPr>
           <w:p>
-            <w:r/>
+            <w:r>
+              <w:t>6A</w:t>
+              <w:br/>
+              <w:t>COMPUTER</w:t>
+            </w:r>
           </w:p>
         </w:tc>
         <w:tc>
@@ -595,11 +595,7 @@
             <w:tcW w:type="dxa" w:w="1530"/>
           </w:tcPr>
           <w:p>
-            <w:r>
-              <w:t>7E</w:t>
-              <w:br/>
-              <w:t>COMPUTER</w:t>
-            </w:r>
+            <w:r/>
           </w:p>
         </w:tc>
         <w:tc>
@@ -683,7 +679,11 @@
             <w:tcW w:type="dxa" w:w="1530"/>
           </w:tcPr>
           <w:p>
-            <w:r/>
+            <w:r>
+              <w:t>9F</w:t>
+              <w:br/>
+              <w:t>COMPUTER IX-X</w:t>
+            </w:r>
           </w:p>
         </w:tc>
         <w:tc>
@@ -691,11 +691,7 @@
             <w:tcW w:type="dxa" w:w="1530"/>
           </w:tcPr>
           <w:p>
-            <w:r>
-              <w:t>6A</w:t>
-              <w:br/>
-              <w:t>COMPUTER</w:t>
-            </w:r>
+            <w:r/>
           </w:p>
         </w:tc>
         <w:tc>
@@ -747,11 +743,7 @@
             <w:tcW w:type="dxa" w:w="1530"/>
           </w:tcPr>
           <w:p>
-            <w:r>
-              <w:t>7A</w:t>
-              <w:br/>
-              <w:t>COMPUTER</w:t>
-            </w:r>
+            <w:r/>
           </w:p>
         </w:tc>
         <w:tc>
@@ -829,7 +821,11 @@
             <w:tcW w:type="dxa" w:w="1530"/>
           </w:tcPr>
           <w:p>
-            <w:r/>
+            <w:r>
+              <w:t>7A</w:t>
+              <w:br/>
+              <w:t>COMPUTER</w:t>
+            </w:r>
           </w:p>
         </w:tc>
         <w:tc>
@@ -861,7 +857,11 @@
             <w:tcW w:type="dxa" w:w="1530"/>
           </w:tcPr>
           <w:p>
-            <w:r/>
+            <w:r>
+              <w:t>9F</w:t>
+              <w:br/>
+              <w:t>COMPUTER IX-X</w:t>
+            </w:r>
           </w:p>
         </w:tc>
         <w:tc>

--- a/IRUM NAZ_timetable.docx
+++ b/IRUM NAZ_timetable.docx
@@ -335,11 +335,7 @@
             <w:tcW w:type="dxa" w:w="1530"/>
           </w:tcPr>
           <w:p>
-            <w:r>
-              <w:t>8D</w:t>
-              <w:br/>
-              <w:t>COMPUTER</w:t>
-            </w:r>
+            <w:r/>
           </w:p>
         </w:tc>
         <w:tc>
@@ -347,7 +343,11 @@
             <w:tcW w:type="dxa" w:w="1530"/>
           </w:tcPr>
           <w:p>
-            <w:r/>
+            <w:r>
+              <w:t>8D</w:t>
+              <w:br/>
+              <w:t>COMPUTER</w:t>
+            </w:r>
           </w:p>
         </w:tc>
         <w:tc>

--- a/IRUM NAZ_timetable.docx
+++ b/IRUM NAZ_timetable.docx
@@ -163,7 +163,11 @@
             <w:tcW w:type="dxa" w:w="1530"/>
           </w:tcPr>
           <w:p>
-            <w:r/>
+            <w:r>
+              <w:t>10C</w:t>
+              <w:br/>
+              <w:t>COMPUTER IX-X</w:t>
+            </w:r>
           </w:p>
         </w:tc>
         <w:tc>
@@ -208,9 +212,9 @@
           </w:tcPr>
           <w:p>
             <w:r>
-              <w:t>6A</w:t>
+              <w:t>10C</w:t>
               <w:br/>
-              <w:t>COMPUTER</w:t>
+              <w:t>COMPUTER IX-X</w:t>
             </w:r>
           </w:p>
         </w:tc>
@@ -251,11 +255,7 @@
             <w:tcW w:type="dxa" w:w="1530"/>
           </w:tcPr>
           <w:p>
-            <w:r>
-              <w:t>8C</w:t>
-              <w:br/>
-              <w:t>COMPUTER</w:t>
-            </w:r>
+            <w:r/>
           </w:p>
         </w:tc>
         <w:tc>
@@ -264,9 +264,9 @@
           </w:tcPr>
           <w:p>
             <w:r>
-              <w:t>10C</w:t>
+              <w:t>8C</w:t>
               <w:br/>
-              <w:t>COMPUTER IX-X</w:t>
+              <w:t>COMPUTER</w:t>
             </w:r>
           </w:p>
         </w:tc>
@@ -335,18 +335,10 @@
             <w:tcW w:type="dxa" w:w="1530"/>
           </w:tcPr>
           <w:p>
-            <w:r/>
-          </w:p>
-        </w:tc>
-        <w:tc>
-          <w:tcPr>
-            <w:tcW w:type="dxa" w:w="1530"/>
-          </w:tcPr>
-          <w:p>
             <w:r>
-              <w:t>8D</w:t>
+              <w:t>9F</w:t>
               <w:br/>
-              <w:t>COMPUTER</w:t>
+              <w:t>COMPUTER IX-X</w:t>
             </w:r>
           </w:p>
         </w:tc>
@@ -364,9 +356,9 @@
           </w:tcPr>
           <w:p>
             <w:r>
-              <w:t>8D</w:t>
+              <w:t>9F</w:t>
               <w:br/>
-              <w:t>COMPUTER</w:t>
+              <w:t>COMPUTER IX-X</w:t>
             </w:r>
           </w:p>
         </w:tc>
@@ -376,10 +368,18 @@
           </w:tcPr>
           <w:p>
             <w:r>
-              <w:t>8D</w:t>
+              <w:t>9F</w:t>
               <w:br/>
-              <w:t>COMPUTER</w:t>
+              <w:t>COMPUTER IX-X</w:t>
             </w:r>
+          </w:p>
+        </w:tc>
+        <w:tc>
+          <w:tcPr>
+            <w:tcW w:type="dxa" w:w="1530"/>
+          </w:tcPr>
+          <w:p>
+            <w:r/>
           </w:p>
         </w:tc>
         <w:tc>
@@ -420,7 +420,19 @@
           </w:tcPr>
           <w:p>
             <w:r>
-              <w:t>7E</w:t>
+              <w:t>6A</w:t>
+              <w:br/>
+              <w:t>COMPUTER</w:t>
+            </w:r>
+          </w:p>
+        </w:tc>
+        <w:tc>
+          <w:tcPr>
+            <w:tcW w:type="dxa" w:w="1530"/>
+          </w:tcPr>
+          <w:p>
+            <w:r>
+              <w:t>7A</w:t>
               <w:br/>
               <w:t>COMPUTER</w:t>
             </w:r>
@@ -440,7 +452,7 @@
           </w:tcPr>
           <w:p>
             <w:r>
-              <w:t>8C</w:t>
+              <w:t>7E</w:t>
               <w:br/>
               <w:t>COMPUTER</w:t>
             </w:r>
@@ -452,18 +464,10 @@
           </w:tcPr>
           <w:p>
             <w:r>
-              <w:t>6A</w:t>
+              <w:t>9F</w:t>
               <w:br/>
-              <w:t>COMPUTER</w:t>
+              <w:t>COMPUTER IX-X</w:t>
             </w:r>
-          </w:p>
-        </w:tc>
-        <w:tc>
-          <w:tcPr>
-            <w:tcW w:type="dxa" w:w="1530"/>
-          </w:tcPr>
-          <w:p>
-            <w:r/>
           </w:p>
         </w:tc>
         <w:tc>
@@ -576,7 +580,19 @@
           </w:tcPr>
           <w:p>
             <w:r>
-              <w:t>10C</w:t>
+              <w:t>7E</w:t>
+              <w:br/>
+              <w:t>COMPUTER</w:t>
+            </w:r>
+          </w:p>
+        </w:tc>
+        <w:tc>
+          <w:tcPr>
+            <w:tcW w:type="dxa" w:w="1530"/>
+          </w:tcPr>
+          <w:p>
+            <w:r>
+              <w:t>9F</w:t>
               <w:br/>
               <w:t>COMPUTER IX-X</w:t>
             </w:r>
@@ -595,16 +611,8 @@
             <w:tcW w:type="dxa" w:w="1530"/>
           </w:tcPr>
           <w:p>
-            <w:r/>
-          </w:p>
-        </w:tc>
-        <w:tc>
-          <w:tcPr>
-            <w:tcW w:type="dxa" w:w="1530"/>
-          </w:tcPr>
-          <w:p>
             <w:r>
-              <w:t>8C</w:t>
+              <w:t>6A</w:t>
               <w:br/>
               <w:t>COMPUTER</w:t>
             </w:r>
@@ -615,7 +623,11 @@
             <w:tcW w:type="dxa" w:w="1530"/>
           </w:tcPr>
           <w:p>
-            <w:r/>
+            <w:r>
+              <w:t>8D</w:t>
+              <w:br/>
+              <w:t>COMPUTER</w:t>
+            </w:r>
           </w:p>
         </w:tc>
         <w:tc>
@@ -655,11 +667,15 @@
             <w:tcW w:type="dxa" w:w="1530"/>
           </w:tcPr>
           <w:p>
-            <w:r>
-              <w:t>9F</w:t>
-              <w:br/>
-              <w:t>COMPUTER IX-X</w:t>
-            </w:r>
+            <w:r/>
+          </w:p>
+        </w:tc>
+        <w:tc>
+          <w:tcPr>
+            <w:tcW w:type="dxa" w:w="1530"/>
+          </w:tcPr>
+          <w:p>
+            <w:r/>
           </w:p>
         </w:tc>
         <w:tc>
@@ -668,21 +684,9 @@
           </w:tcPr>
           <w:p>
             <w:r>
-              <w:t>7A</w:t>
+              <w:t>8D</w:t>
               <w:br/>
               <w:t>COMPUTER</w:t>
-            </w:r>
-          </w:p>
-        </w:tc>
-        <w:tc>
-          <w:tcPr>
-            <w:tcW w:type="dxa" w:w="1530"/>
-          </w:tcPr>
-          <w:p>
-            <w:r>
-              <w:t>9F</w:t>
-              <w:br/>
-              <w:t>COMPUTER IX-X</w:t>
             </w:r>
           </w:p>
         </w:tc>
@@ -700,9 +704,9 @@
           </w:tcPr>
           <w:p>
             <w:r>
-              <w:t>9F</w:t>
+              <w:t>6A</w:t>
               <w:br/>
-              <w:t>COMPUTER IX-X</w:t>
+              <w:t>COMPUTER</w:t>
             </w:r>
           </w:p>
         </w:tc>
@@ -743,22 +747,6 @@
             <w:tcW w:type="dxa" w:w="1530"/>
           </w:tcPr>
           <w:p>
-            <w:r/>
-          </w:p>
-        </w:tc>
-        <w:tc>
-          <w:tcPr>
-            <w:tcW w:type="dxa" w:w="1530"/>
-          </w:tcPr>
-          <w:p>
-            <w:r/>
-          </w:p>
-        </w:tc>
-        <w:tc>
-          <w:tcPr>
-            <w:tcW w:type="dxa" w:w="1530"/>
-          </w:tcPr>
-          <w:p>
             <w:r>
               <w:t>7A</w:t>
               <w:br/>
@@ -772,10 +760,30 @@
           </w:tcPr>
           <w:p>
             <w:r>
-              <w:t>9F</w:t>
+              <w:t>8D</w:t>
               <w:br/>
-              <w:t>COMPUTER IX-X</w:t>
+              <w:t>COMPUTER</w:t>
             </w:r>
+          </w:p>
+        </w:tc>
+        <w:tc>
+          <w:tcPr>
+            <w:tcW w:type="dxa" w:w="1530"/>
+          </w:tcPr>
+          <w:p>
+            <w:r>
+              <w:t>8C</w:t>
+              <w:br/>
+              <w:t>COMPUTER</w:t>
+            </w:r>
+          </w:p>
+        </w:tc>
+        <w:tc>
+          <w:tcPr>
+            <w:tcW w:type="dxa" w:w="1530"/>
+          </w:tcPr>
+          <w:p>
+            <w:r/>
           </w:p>
         </w:tc>
         <w:tc>
@@ -822,7 +830,7 @@
           </w:tcPr>
           <w:p>
             <w:r>
-              <w:t>7A</w:t>
+              <w:t>8C</w:t>
               <w:br/>
               <w:t>COMPUTER</w:t>
             </w:r>
@@ -833,11 +841,15 @@
             <w:tcW w:type="dxa" w:w="1530"/>
           </w:tcPr>
           <w:p>
-            <w:r>
-              <w:t>7E</w:t>
-              <w:br/>
-              <w:t>COMPUTER</w:t>
-            </w:r>
+            <w:r/>
+          </w:p>
+        </w:tc>
+        <w:tc>
+          <w:tcPr>
+            <w:tcW w:type="dxa" w:w="1530"/>
+          </w:tcPr>
+          <w:p>
+            <w:r/>
           </w:p>
         </w:tc>
         <w:tc>
@@ -846,21 +858,9 @@
           </w:tcPr>
           <w:p>
             <w:r>
-              <w:t>6A</w:t>
+              <w:t>7A</w:t>
               <w:br/>
               <w:t>COMPUTER</w:t>
-            </w:r>
-          </w:p>
-        </w:tc>
-        <w:tc>
-          <w:tcPr>
-            <w:tcW w:type="dxa" w:w="1530"/>
-          </w:tcPr>
-          <w:p>
-            <w:r>
-              <w:t>9F</w:t>
-              <w:br/>
-              <w:t>COMPUTER IX-X</w:t>
             </w:r>
           </w:p>
         </w:tc>
